--- a/SAP PP Master Data Management & BOM Analysis/docs/Master_Data_BOM_Analysis_Report.docx
+++ b/SAP PP Master Data Management & BOM Analysis/docs/Master_Data_BOM_Analysis_Report.docx
@@ -77,7 +77,13 @@
         <w:jc w:val="center"/>
       </w:pPr>
       <w:r>
-        <w:t>Date: October 2026</w:t>
+        <w:t xml:space="preserve">Date: </w:t>
+      </w:r>
+      <w:r>
+        <w:t>September</w:t>
+      </w:r>
+      <w:r>
+        <w:t xml:space="preserve"> 2026</w:t>
       </w:r>
     </w:p>
     <w:p>
@@ -1491,15 +1497,7 @@
         <w:spacing w:after="120" w:line="276" w:lineRule="auto"/>
       </w:pPr>
       <w:r>
-        <w:t xml:space="preserve">SAP separates data into two kinds. Master data describes the stable objects of the business, such as materials, BOMs, work centres, routings and vendors, and changes only occasionally. Transactional data records events, such as a planned order, a production order, a goods issue or a confirmation. Every transaction </w:t>
-      </w:r>
-      <w:proofErr w:type="gramStart"/>
-      <w:r>
-        <w:t>reads</w:t>
-      </w:r>
-      <w:proofErr w:type="gramEnd"/>
-      <w:r>
-        <w:t xml:space="preserve"> master data to decide how to behave. A production order, for example, copies its components from the BOM and its operations and times from the routing at the moment it is created. If the master record is wrong, every transaction built from it inherits the error, and the mistake repeats in each order until someone notices.</w:t>
+        <w:t>SAP separates data into two kinds. Master data describes the stable objects of the business, such as materials, BOMs, work centres, routings and vendors, and changes only occasionally. Transactional data records events, such as a planned order, a production order, a goods issue or a confirmation. Every transaction reads master data to decide how to behave. A production order, for example, copies its components from the BOM and its operations and times from the routing at the moment it is created. If the master record is wrong, every transaction built from it inherits the error, and the mistake repeats in each order until someone notices.</w:t>
       </w:r>
     </w:p>
     <w:tbl>
@@ -1525,12 +1523,6 @@
         <w:gridCol w:w="3530"/>
       </w:tblGrid>
       <w:tr>
-        <w:tblPrEx>
-          <w:tblCellMar>
-            <w:top w:w="0" w:type="dxa"/>
-            <w:bottom w:w="0" w:type="dxa"/>
-          </w:tblCellMar>
-        </w:tblPrEx>
         <w:trPr>
           <w:tblHeader/>
         </w:trPr>
@@ -1627,12 +1619,6 @@
         </w:tc>
       </w:tr>
       <w:tr>
-        <w:tblPrEx>
-          <w:tblCellMar>
-            <w:top w:w="0" w:type="dxa"/>
-            <w:bottom w:w="0" w:type="dxa"/>
-          </w:tblCellMar>
-        </w:tblPrEx>
         <w:trPr>
           <w:cantSplit/>
         </w:trPr>
@@ -1722,12 +1708,6 @@
         </w:tc>
       </w:tr>
       <w:tr>
-        <w:tblPrEx>
-          <w:tblCellMar>
-            <w:top w:w="0" w:type="dxa"/>
-            <w:bottom w:w="0" w:type="dxa"/>
-          </w:tblCellMar>
-        </w:tblPrEx>
         <w:trPr>
           <w:cantSplit/>
         </w:trPr>
@@ -1817,12 +1797,6 @@
         </w:tc>
       </w:tr>
       <w:tr>
-        <w:tblPrEx>
-          <w:tblCellMar>
-            <w:top w:w="0" w:type="dxa"/>
-            <w:bottom w:w="0" w:type="dxa"/>
-          </w:tblCellMar>
-        </w:tblPrEx>
         <w:trPr>
           <w:cantSplit/>
         </w:trPr>
@@ -1912,12 +1886,6 @@
         </w:tc>
       </w:tr>
       <w:tr>
-        <w:tblPrEx>
-          <w:tblCellMar>
-            <w:top w:w="0" w:type="dxa"/>
-            <w:bottom w:w="0" w:type="dxa"/>
-          </w:tblCellMar>
-        </w:tblPrEx>
         <w:trPr>
           <w:cantSplit/>
         </w:trPr>
@@ -2007,12 +1975,6 @@
         </w:tc>
       </w:tr>
       <w:tr>
-        <w:tblPrEx>
-          <w:tblCellMar>
-            <w:top w:w="0" w:type="dxa"/>
-            <w:bottom w:w="0" w:type="dxa"/>
-          </w:tblCellMar>
-        </w:tblPrEx>
         <w:trPr>
           <w:cantSplit/>
         </w:trPr>
@@ -2240,12 +2202,6 @@
         <w:gridCol w:w="4360"/>
       </w:tblGrid>
       <w:tr>
-        <w:tblPrEx>
-          <w:tblCellMar>
-            <w:top w:w="0" w:type="dxa"/>
-            <w:bottom w:w="0" w:type="dxa"/>
-          </w:tblCellMar>
-        </w:tblPrEx>
         <w:trPr>
           <w:tblHeader/>
         </w:trPr>
@@ -2341,12 +2297,6 @@
         </w:tc>
       </w:tr>
       <w:tr>
-        <w:tblPrEx>
-          <w:tblCellMar>
-            <w:top w:w="0" w:type="dxa"/>
-            <w:bottom w:w="0" w:type="dxa"/>
-          </w:tblCellMar>
-        </w:tblPrEx>
         <w:trPr>
           <w:cantSplit/>
         </w:trPr>
@@ -2436,12 +2386,6 @@
         </w:tc>
       </w:tr>
       <w:tr>
-        <w:tblPrEx>
-          <w:tblCellMar>
-            <w:top w:w="0" w:type="dxa"/>
-            <w:bottom w:w="0" w:type="dxa"/>
-          </w:tblCellMar>
-        </w:tblPrEx>
         <w:trPr>
           <w:cantSplit/>
         </w:trPr>
@@ -2531,12 +2475,6 @@
         </w:tc>
       </w:tr>
       <w:tr>
-        <w:tblPrEx>
-          <w:tblCellMar>
-            <w:top w:w="0" w:type="dxa"/>
-            <w:bottom w:w="0" w:type="dxa"/>
-          </w:tblCellMar>
-        </w:tblPrEx>
         <w:trPr>
           <w:cantSplit/>
         </w:trPr>
@@ -2626,12 +2564,6 @@
         </w:tc>
       </w:tr>
       <w:tr>
-        <w:tblPrEx>
-          <w:tblCellMar>
-            <w:top w:w="0" w:type="dxa"/>
-            <w:bottom w:w="0" w:type="dxa"/>
-          </w:tblCellMar>
-        </w:tblPrEx>
         <w:trPr>
           <w:cantSplit/>
         </w:trPr>
@@ -2722,12 +2654,6 @@
         </w:tc>
       </w:tr>
       <w:tr>
-        <w:tblPrEx>
-          <w:tblCellMar>
-            <w:top w:w="0" w:type="dxa"/>
-            <w:bottom w:w="0" w:type="dxa"/>
-          </w:tblCellMar>
-        </w:tblPrEx>
         <w:trPr>
           <w:cantSplit/>
         </w:trPr>
@@ -2817,12 +2743,6 @@
         </w:tc>
       </w:tr>
       <w:tr>
-        <w:tblPrEx>
-          <w:tblCellMar>
-            <w:top w:w="0" w:type="dxa"/>
-            <w:bottom w:w="0" w:type="dxa"/>
-          </w:tblCellMar>
-        </w:tblPrEx>
         <w:trPr>
           <w:cantSplit/>
         </w:trPr>
@@ -2912,12 +2832,6 @@
         </w:tc>
       </w:tr>
       <w:tr>
-        <w:tblPrEx>
-          <w:tblCellMar>
-            <w:top w:w="0" w:type="dxa"/>
-            <w:bottom w:w="0" w:type="dxa"/>
-          </w:tblCellMar>
-        </w:tblPrEx>
         <w:trPr>
           <w:cantSplit/>
         </w:trPr>
@@ -3007,12 +2921,6 @@
         </w:tc>
       </w:tr>
       <w:tr>
-        <w:tblPrEx>
-          <w:tblCellMar>
-            <w:top w:w="0" w:type="dxa"/>
-            <w:bottom w:w="0" w:type="dxa"/>
-          </w:tblCellMar>
-        </w:tblPrEx>
         <w:trPr>
           <w:cantSplit/>
         </w:trPr>
@@ -3102,12 +3010,6 @@
         </w:tc>
       </w:tr>
       <w:tr>
-        <w:tblPrEx>
-          <w:tblCellMar>
-            <w:top w:w="0" w:type="dxa"/>
-            <w:bottom w:w="0" w:type="dxa"/>
-          </w:tblCellMar>
-        </w:tblPrEx>
         <w:trPr>
           <w:cantSplit/>
         </w:trPr>
@@ -3217,15 +3119,7 @@
         <w:spacing w:after="120" w:line="276" w:lineRule="auto"/>
       </w:pPr>
       <w:r>
-        <w:t xml:space="preserve">Figure 3 follows data through the planning chain. Information moves from master data into MRP, planned orders, production orders and confirmations. Actual results flow back through a feedback loop that lets a data steward correct master </w:t>
-      </w:r>
-      <w:proofErr w:type="gramStart"/>
-      <w:r>
-        <w:t>values</w:t>
-      </w:r>
-      <w:proofErr w:type="gramEnd"/>
-      <w:r>
-        <w:t>. Without that loop, estimated values stay in the system for years.</w:t>
+        <w:t>Figure 3 follows data through the planning chain. Information moves from master data into MRP, planned orders, production orders and confirmations. Actual results flow back through a feedback loop that lets a data steward correct master values. Without that loop, estimated values stay in the system for years.</w:t>
       </w:r>
     </w:p>
     <w:p>
@@ -3343,12 +3237,6 @@
         <w:gridCol w:w="3960"/>
       </w:tblGrid>
       <w:tr>
-        <w:tblPrEx>
-          <w:tblCellMar>
-            <w:top w:w="0" w:type="dxa"/>
-            <w:bottom w:w="0" w:type="dxa"/>
-          </w:tblCellMar>
-        </w:tblPrEx>
         <w:trPr>
           <w:tblHeader/>
         </w:trPr>
@@ -3444,12 +3332,6 @@
         </w:tc>
       </w:tr>
       <w:tr>
-        <w:tblPrEx>
-          <w:tblCellMar>
-            <w:top w:w="0" w:type="dxa"/>
-            <w:bottom w:w="0" w:type="dxa"/>
-          </w:tblCellMar>
-        </w:tblPrEx>
         <w:trPr>
           <w:cantSplit/>
         </w:trPr>
@@ -3539,12 +3421,6 @@
         </w:tc>
       </w:tr>
       <w:tr>
-        <w:tblPrEx>
-          <w:tblCellMar>
-            <w:top w:w="0" w:type="dxa"/>
-            <w:bottom w:w="0" w:type="dxa"/>
-          </w:tblCellMar>
-        </w:tblPrEx>
         <w:trPr>
           <w:cantSplit/>
         </w:trPr>
@@ -3634,12 +3510,6 @@
         </w:tc>
       </w:tr>
       <w:tr>
-        <w:tblPrEx>
-          <w:tblCellMar>
-            <w:top w:w="0" w:type="dxa"/>
-            <w:bottom w:w="0" w:type="dxa"/>
-          </w:tblCellMar>
-        </w:tblPrEx>
         <w:trPr>
           <w:cantSplit/>
         </w:trPr>
@@ -3730,12 +3600,6 @@
         </w:tc>
       </w:tr>
       <w:tr>
-        <w:tblPrEx>
-          <w:tblCellMar>
-            <w:top w:w="0" w:type="dxa"/>
-            <w:bottom w:w="0" w:type="dxa"/>
-          </w:tblCellMar>
-        </w:tblPrEx>
         <w:trPr>
           <w:cantSplit/>
         </w:trPr>
@@ -3825,12 +3689,6 @@
         </w:tc>
       </w:tr>
       <w:tr>
-        <w:tblPrEx>
-          <w:tblCellMar>
-            <w:top w:w="0" w:type="dxa"/>
-            <w:bottom w:w="0" w:type="dxa"/>
-          </w:tblCellMar>
-        </w:tblPrEx>
         <w:trPr>
           <w:cantSplit/>
         </w:trPr>
@@ -3920,12 +3778,6 @@
         </w:tc>
       </w:tr>
       <w:tr>
-        <w:tblPrEx>
-          <w:tblCellMar>
-            <w:top w:w="0" w:type="dxa"/>
-            <w:bottom w:w="0" w:type="dxa"/>
-          </w:tblCellMar>
-        </w:tblPrEx>
         <w:trPr>
           <w:cantSplit/>
         </w:trPr>
@@ -4015,12 +3867,6 @@
         </w:tc>
       </w:tr>
       <w:tr>
-        <w:tblPrEx>
-          <w:tblCellMar>
-            <w:top w:w="0" w:type="dxa"/>
-            <w:bottom w:w="0" w:type="dxa"/>
-          </w:tblCellMar>
-        </w:tblPrEx>
         <w:trPr>
           <w:cantSplit/>
         </w:trPr>
@@ -4110,12 +3956,6 @@
         </w:tc>
       </w:tr>
       <w:tr>
-        <w:tblPrEx>
-          <w:tblCellMar>
-            <w:top w:w="0" w:type="dxa"/>
-            <w:bottom w:w="0" w:type="dxa"/>
-          </w:tblCellMar>
-        </w:tblPrEx>
         <w:trPr>
           <w:cantSplit/>
         </w:trPr>
@@ -4235,15 +4075,7 @@
         <w:spacing w:after="120" w:line="276" w:lineRule="auto"/>
       </w:pPr>
       <w:r>
-        <w:t xml:space="preserve">A BOM (CS01 create, CS02 change, CS03 display) is a structured list of the components needed to produce a material, with quantities and units. It has a header (technical table STKO) and items (STPO), and the link between a material and its BOM is stored in MAST. Each BOM is valid for a plant, has a BOM usage (for example 1 for production, 2 for engineering/design, 3 </w:t>
-      </w:r>
-      <w:proofErr w:type="gramStart"/>
-      <w:r>
-        <w:t>universal</w:t>
-      </w:r>
-      <w:proofErr w:type="gramEnd"/>
-      <w:r>
-        <w:t>, 5 sales and distribution), a status, and one or more alternatives.</w:t>
+        <w:t>A BOM (CS01 create, CS02 change, CS03 display) is a structured list of the components needed to produce a material, with quantities and units. It has a header (technical table STKO) and items (STPO), and the link between a material and its BOM is stored in MAST. Each BOM is valid for a plant, has a BOM usage (for example 1 for production, 2 for engineering/design, 3 universal, 5 sales and distribution), a status, and one or more alternatives.</w:t>
       </w:r>
     </w:p>
     <w:tbl>
@@ -4268,12 +4100,6 @@
         <w:gridCol w:w="6760"/>
       </w:tblGrid>
       <w:tr>
-        <w:tblPrEx>
-          <w:tblCellMar>
-            <w:top w:w="0" w:type="dxa"/>
-            <w:bottom w:w="0" w:type="dxa"/>
-          </w:tblCellMar>
-        </w:tblPrEx>
         <w:trPr>
           <w:tblHeader/>
         </w:trPr>
@@ -4339,12 +4165,6 @@
         </w:tc>
       </w:tr>
       <w:tr>
-        <w:tblPrEx>
-          <w:tblCellMar>
-            <w:top w:w="0" w:type="dxa"/>
-            <w:bottom w:w="0" w:type="dxa"/>
-          </w:tblCellMar>
-        </w:tblPrEx>
         <w:trPr>
           <w:cantSplit/>
         </w:trPr>
@@ -4406,12 +4226,6 @@
         </w:tc>
       </w:tr>
       <w:tr>
-        <w:tblPrEx>
-          <w:tblCellMar>
-            <w:top w:w="0" w:type="dxa"/>
-            <w:bottom w:w="0" w:type="dxa"/>
-          </w:tblCellMar>
-        </w:tblPrEx>
         <w:trPr>
           <w:cantSplit/>
         </w:trPr>
@@ -4473,12 +4287,6 @@
         </w:tc>
       </w:tr>
       <w:tr>
-        <w:tblPrEx>
-          <w:tblCellMar>
-            <w:top w:w="0" w:type="dxa"/>
-            <w:bottom w:w="0" w:type="dxa"/>
-          </w:tblCellMar>
-        </w:tblPrEx>
         <w:trPr>
           <w:cantSplit/>
         </w:trPr>
@@ -4540,12 +4348,6 @@
         </w:tc>
       </w:tr>
       <w:tr>
-        <w:tblPrEx>
-          <w:tblCellMar>
-            <w:top w:w="0" w:type="dxa"/>
-            <w:bottom w:w="0" w:type="dxa"/>
-          </w:tblCellMar>
-        </w:tblPrEx>
         <w:trPr>
           <w:cantSplit/>
         </w:trPr>
@@ -4607,12 +4409,6 @@
         </w:tc>
       </w:tr>
       <w:tr>
-        <w:tblPrEx>
-          <w:tblCellMar>
-            <w:top w:w="0" w:type="dxa"/>
-            <w:bottom w:w="0" w:type="dxa"/>
-          </w:tblCellMar>
-        </w:tblPrEx>
         <w:trPr>
           <w:cantSplit/>
         </w:trPr>
@@ -4674,12 +4470,6 @@
         </w:tc>
       </w:tr>
       <w:tr>
-        <w:tblPrEx>
-          <w:tblCellMar>
-            <w:top w:w="0" w:type="dxa"/>
-            <w:bottom w:w="0" w:type="dxa"/>
-          </w:tblCellMar>
-        </w:tblPrEx>
         <w:trPr>
           <w:cantSplit/>
         </w:trPr>
@@ -4741,12 +4531,6 @@
         </w:tc>
       </w:tr>
       <w:tr>
-        <w:tblPrEx>
-          <w:tblCellMar>
-            <w:top w:w="0" w:type="dxa"/>
-            <w:bottom w:w="0" w:type="dxa"/>
-          </w:tblCellMar>
-        </w:tblPrEx>
         <w:trPr>
           <w:cantSplit/>
         </w:trPr>
@@ -4808,12 +4592,6 @@
         </w:tc>
       </w:tr>
       <w:tr>
-        <w:tblPrEx>
-          <w:tblCellMar>
-            <w:top w:w="0" w:type="dxa"/>
-            <w:bottom w:w="0" w:type="dxa"/>
-          </w:tblCellMar>
-        </w:tblPrEx>
         <w:trPr>
           <w:cantSplit/>
         </w:trPr>
@@ -4963,12 +4741,6 @@
         <w:gridCol w:w="3760"/>
       </w:tblGrid>
       <w:tr>
-        <w:tblPrEx>
-          <w:tblCellMar>
-            <w:top w:w="0" w:type="dxa"/>
-            <w:bottom w:w="0" w:type="dxa"/>
-          </w:tblCellMar>
-        </w:tblPrEx>
         <w:trPr>
           <w:tblHeader/>
         </w:trPr>
@@ -5064,12 +4836,6 @@
         </w:tc>
       </w:tr>
       <w:tr>
-        <w:tblPrEx>
-          <w:tblCellMar>
-            <w:top w:w="0" w:type="dxa"/>
-            <w:bottom w:w="0" w:type="dxa"/>
-          </w:tblCellMar>
-        </w:tblPrEx>
         <w:trPr>
           <w:cantSplit/>
         </w:trPr>
@@ -5159,12 +4925,6 @@
         </w:tc>
       </w:tr>
       <w:tr>
-        <w:tblPrEx>
-          <w:tblCellMar>
-            <w:top w:w="0" w:type="dxa"/>
-            <w:bottom w:w="0" w:type="dxa"/>
-          </w:tblCellMar>
-        </w:tblPrEx>
         <w:trPr>
           <w:cantSplit/>
         </w:trPr>
@@ -5254,12 +5014,6 @@
         </w:tc>
       </w:tr>
       <w:tr>
-        <w:tblPrEx>
-          <w:tblCellMar>
-            <w:top w:w="0" w:type="dxa"/>
-            <w:bottom w:w="0" w:type="dxa"/>
-          </w:tblCellMar>
-        </w:tblPrEx>
         <w:trPr>
           <w:cantSplit/>
         </w:trPr>
@@ -5349,12 +5103,6 @@
         </w:tc>
       </w:tr>
       <w:tr>
-        <w:tblPrEx>
-          <w:tblCellMar>
-            <w:top w:w="0" w:type="dxa"/>
-            <w:bottom w:w="0" w:type="dxa"/>
-          </w:tblCellMar>
-        </w:tblPrEx>
         <w:trPr>
           <w:cantSplit/>
         </w:trPr>
@@ -5444,12 +5192,6 @@
         </w:tc>
       </w:tr>
       <w:tr>
-        <w:tblPrEx>
-          <w:tblCellMar>
-            <w:top w:w="0" w:type="dxa"/>
-            <w:bottom w:w="0" w:type="dxa"/>
-          </w:tblCellMar>
-        </w:tblPrEx>
         <w:trPr>
           <w:cantSplit/>
         </w:trPr>
@@ -5539,12 +5281,6 @@
         </w:tc>
       </w:tr>
       <w:tr>
-        <w:tblPrEx>
-          <w:tblCellMar>
-            <w:top w:w="0" w:type="dxa"/>
-            <w:bottom w:w="0" w:type="dxa"/>
-          </w:tblCellMar>
-        </w:tblPrEx>
         <w:trPr>
           <w:cantSplit/>
         </w:trPr>
@@ -5634,12 +5370,6 @@
         </w:tc>
       </w:tr>
       <w:tr>
-        <w:tblPrEx>
-          <w:tblCellMar>
-            <w:top w:w="0" w:type="dxa"/>
-            <w:bottom w:w="0" w:type="dxa"/>
-          </w:tblCellMar>
-        </w:tblPrEx>
         <w:trPr>
           <w:cantSplit/>
         </w:trPr>
@@ -5729,12 +5459,6 @@
         </w:tc>
       </w:tr>
       <w:tr>
-        <w:tblPrEx>
-          <w:tblCellMar>
-            <w:top w:w="0" w:type="dxa"/>
-            <w:bottom w:w="0" w:type="dxa"/>
-          </w:tblCellMar>
-        </w:tblPrEx>
         <w:trPr>
           <w:cantSplit/>
         </w:trPr>
@@ -5824,12 +5548,6 @@
         </w:tc>
       </w:tr>
       <w:tr>
-        <w:tblPrEx>
-          <w:tblCellMar>
-            <w:top w:w="0" w:type="dxa"/>
-            <w:bottom w:w="0" w:type="dxa"/>
-          </w:tblCellMar>
-        </w:tblPrEx>
         <w:trPr>
           <w:cantSplit/>
         </w:trPr>
@@ -5919,12 +5637,6 @@
         </w:tc>
       </w:tr>
       <w:tr>
-        <w:tblPrEx>
-          <w:tblCellMar>
-            <w:top w:w="0" w:type="dxa"/>
-            <w:bottom w:w="0" w:type="dxa"/>
-          </w:tblCellMar>
-        </w:tblPrEx>
         <w:trPr>
           <w:cantSplit/>
         </w:trPr>
@@ -6054,15 +5766,7 @@
         <w:spacing w:after="120" w:line="276" w:lineRule="auto"/>
       </w:pPr>
       <w:r>
-        <w:t xml:space="preserve">The VX-Lite scooter has a three-level BOM. The finished product is assembled from four sub-assemblies (frame, powertrain, battery pack, </w:t>
-      </w:r>
-      <w:proofErr w:type="gramStart"/>
-      <w:r>
-        <w:t>two wheel</w:t>
-      </w:r>
-      <w:proofErr w:type="gramEnd"/>
-      <w:r>
-        <w:t xml:space="preserve"> assemblies) and three purchased items (dashboard kit, fastener kit, packaging). The wiring harness is a sub-assembly of the powertrain, which gives the BOM its third level.</w:t>
+        <w:t>The VX-Lite scooter has a three-level BOM. The finished product is assembled from four sub-assemblies (frame, powertrain, battery pack, two wheel assemblies) and three purchased items (dashboard kit, fastener kit, packaging). The wiring harness is a sub-assembly of the powertrain, which gives the BOM its third level.</w:t>
       </w:r>
     </w:p>
     <w:p>
@@ -6162,12 +5866,6 @@
         <w:gridCol w:w="5760"/>
       </w:tblGrid>
       <w:tr>
-        <w:tblPrEx>
-          <w:tblCellMar>
-            <w:top w:w="0" w:type="dxa"/>
-            <w:bottom w:w="0" w:type="dxa"/>
-          </w:tblCellMar>
-        </w:tblPrEx>
         <w:trPr>
           <w:tblHeader/>
         </w:trPr>
@@ -6233,12 +5931,6 @@
         </w:tc>
       </w:tr>
       <w:tr>
-        <w:tblPrEx>
-          <w:tblCellMar>
-            <w:top w:w="0" w:type="dxa"/>
-            <w:bottom w:w="0" w:type="dxa"/>
-          </w:tblCellMar>
-        </w:tblPrEx>
         <w:trPr>
           <w:cantSplit/>
         </w:trPr>
@@ -6300,12 +5992,6 @@
         </w:tc>
       </w:tr>
       <w:tr>
-        <w:tblPrEx>
-          <w:tblCellMar>
-            <w:top w:w="0" w:type="dxa"/>
-            <w:bottom w:w="0" w:type="dxa"/>
-          </w:tblCellMar>
-        </w:tblPrEx>
         <w:trPr>
           <w:cantSplit/>
         </w:trPr>
@@ -6367,12 +6053,6 @@
         </w:tc>
       </w:tr>
       <w:tr>
-        <w:tblPrEx>
-          <w:tblCellMar>
-            <w:top w:w="0" w:type="dxa"/>
-            <w:bottom w:w="0" w:type="dxa"/>
-          </w:tblCellMar>
-        </w:tblPrEx>
         <w:trPr>
           <w:cantSplit/>
         </w:trPr>
@@ -6434,12 +6114,6 @@
         </w:tc>
       </w:tr>
       <w:tr>
-        <w:tblPrEx>
-          <w:tblCellMar>
-            <w:top w:w="0" w:type="dxa"/>
-            <w:bottom w:w="0" w:type="dxa"/>
-          </w:tblCellMar>
-        </w:tblPrEx>
         <w:trPr>
           <w:cantSplit/>
         </w:trPr>
@@ -6501,12 +6175,6 @@
         </w:tc>
       </w:tr>
       <w:tr>
-        <w:tblPrEx>
-          <w:tblCellMar>
-            <w:top w:w="0" w:type="dxa"/>
-            <w:bottom w:w="0" w:type="dxa"/>
-          </w:tblCellMar>
-        </w:tblPrEx>
         <w:trPr>
           <w:cantSplit/>
         </w:trPr>
@@ -6568,12 +6236,6 @@
         </w:tc>
       </w:tr>
       <w:tr>
-        <w:tblPrEx>
-          <w:tblCellMar>
-            <w:top w:w="0" w:type="dxa"/>
-            <w:bottom w:w="0" w:type="dxa"/>
-          </w:tblCellMar>
-        </w:tblPrEx>
         <w:trPr>
           <w:cantSplit/>
         </w:trPr>
@@ -6694,12 +6356,6 @@
         <w:gridCol w:w="1160"/>
       </w:tblGrid>
       <w:tr>
-        <w:tblPrEx>
-          <w:tblCellMar>
-            <w:top w:w="0" w:type="dxa"/>
-            <w:bottom w:w="0" w:type="dxa"/>
-          </w:tblCellMar>
-        </w:tblPrEx>
         <w:trPr>
           <w:tblHeader/>
         </w:trPr>
@@ -6885,12 +6541,6 @@
         </w:tc>
       </w:tr>
       <w:tr>
-        <w:tblPrEx>
-          <w:tblCellMar>
-            <w:top w:w="0" w:type="dxa"/>
-            <w:bottom w:w="0" w:type="dxa"/>
-          </w:tblCellMar>
-        </w:tblPrEx>
         <w:trPr>
           <w:cantSplit/>
         </w:trPr>
@@ -7064,12 +6714,6 @@
         </w:tc>
       </w:tr>
       <w:tr>
-        <w:tblPrEx>
-          <w:tblCellMar>
-            <w:top w:w="0" w:type="dxa"/>
-            <w:bottom w:w="0" w:type="dxa"/>
-          </w:tblCellMar>
-        </w:tblPrEx>
         <w:trPr>
           <w:cantSplit/>
         </w:trPr>
@@ -7243,12 +6887,6 @@
         </w:tc>
       </w:tr>
       <w:tr>
-        <w:tblPrEx>
-          <w:tblCellMar>
-            <w:top w:w="0" w:type="dxa"/>
-            <w:bottom w:w="0" w:type="dxa"/>
-          </w:tblCellMar>
-        </w:tblPrEx>
         <w:trPr>
           <w:cantSplit/>
         </w:trPr>
@@ -7422,12 +7060,6 @@
         </w:tc>
       </w:tr>
       <w:tr>
-        <w:tblPrEx>
-          <w:tblCellMar>
-            <w:top w:w="0" w:type="dxa"/>
-            <w:bottom w:w="0" w:type="dxa"/>
-          </w:tblCellMar>
-        </w:tblPrEx>
         <w:trPr>
           <w:cantSplit/>
         </w:trPr>
@@ -7601,12 +7233,6 @@
         </w:tc>
       </w:tr>
       <w:tr>
-        <w:tblPrEx>
-          <w:tblCellMar>
-            <w:top w:w="0" w:type="dxa"/>
-            <w:bottom w:w="0" w:type="dxa"/>
-          </w:tblCellMar>
-        </w:tblPrEx>
         <w:trPr>
           <w:cantSplit/>
         </w:trPr>
@@ -7780,12 +7406,6 @@
         </w:tc>
       </w:tr>
       <w:tr>
-        <w:tblPrEx>
-          <w:tblCellMar>
-            <w:top w:w="0" w:type="dxa"/>
-            <w:bottom w:w="0" w:type="dxa"/>
-          </w:tblCellMar>
-        </w:tblPrEx>
         <w:trPr>
           <w:cantSplit/>
         </w:trPr>
@@ -7960,12 +7580,6 @@
         </w:tc>
       </w:tr>
       <w:tr>
-        <w:tblPrEx>
-          <w:tblCellMar>
-            <w:top w:w="0" w:type="dxa"/>
-            <w:bottom w:w="0" w:type="dxa"/>
-          </w:tblCellMar>
-        </w:tblPrEx>
         <w:trPr>
           <w:cantSplit/>
         </w:trPr>
@@ -8139,12 +7753,6 @@
         </w:tc>
       </w:tr>
       <w:tr>
-        <w:tblPrEx>
-          <w:tblCellMar>
-            <w:top w:w="0" w:type="dxa"/>
-            <w:bottom w:w="0" w:type="dxa"/>
-          </w:tblCellMar>
-        </w:tblPrEx>
         <w:trPr>
           <w:cantSplit/>
         </w:trPr>
@@ -8318,12 +7926,6 @@
         </w:tc>
       </w:tr>
       <w:tr>
-        <w:tblPrEx>
-          <w:tblCellMar>
-            <w:top w:w="0" w:type="dxa"/>
-            <w:bottom w:w="0" w:type="dxa"/>
-          </w:tblCellMar>
-        </w:tblPrEx>
         <w:trPr>
           <w:cantSplit/>
         </w:trPr>
@@ -8497,12 +8099,6 @@
         </w:tc>
       </w:tr>
       <w:tr>
-        <w:tblPrEx>
-          <w:tblCellMar>
-            <w:top w:w="0" w:type="dxa"/>
-            <w:bottom w:w="0" w:type="dxa"/>
-          </w:tblCellMar>
-        </w:tblPrEx>
         <w:trPr>
           <w:cantSplit/>
         </w:trPr>
@@ -8676,12 +8272,6 @@
         </w:tc>
       </w:tr>
       <w:tr>
-        <w:tblPrEx>
-          <w:tblCellMar>
-            <w:top w:w="0" w:type="dxa"/>
-            <w:bottom w:w="0" w:type="dxa"/>
-          </w:tblCellMar>
-        </w:tblPrEx>
         <w:trPr>
           <w:cantSplit/>
         </w:trPr>
@@ -8855,12 +8445,6 @@
         </w:tc>
       </w:tr>
       <w:tr>
-        <w:tblPrEx>
-          <w:tblCellMar>
-            <w:top w:w="0" w:type="dxa"/>
-            <w:bottom w:w="0" w:type="dxa"/>
-          </w:tblCellMar>
-        </w:tblPrEx>
         <w:trPr>
           <w:cantSplit/>
         </w:trPr>
@@ -9034,12 +8618,6 @@
         </w:tc>
       </w:tr>
       <w:tr>
-        <w:tblPrEx>
-          <w:tblCellMar>
-            <w:top w:w="0" w:type="dxa"/>
-            <w:bottom w:w="0" w:type="dxa"/>
-          </w:tblCellMar>
-        </w:tblPrEx>
         <w:trPr>
           <w:cantSplit/>
         </w:trPr>
@@ -9409,12 +8987,6 @@
         <w:gridCol w:w="1560"/>
       </w:tblGrid>
       <w:tr>
-        <w:tblPrEx>
-          <w:tblCellMar>
-            <w:top w:w="0" w:type="dxa"/>
-            <w:bottom w:w="0" w:type="dxa"/>
-          </w:tblCellMar>
-        </w:tblPrEx>
         <w:trPr>
           <w:tblHeader/>
         </w:trPr>
@@ -9570,12 +9142,6 @@
         </w:tc>
       </w:tr>
       <w:tr>
-        <w:tblPrEx>
-          <w:tblCellMar>
-            <w:top w:w="0" w:type="dxa"/>
-            <w:bottom w:w="0" w:type="dxa"/>
-          </w:tblCellMar>
-        </w:tblPrEx>
         <w:trPr>
           <w:cantSplit/>
         </w:trPr>
@@ -9721,12 +9287,6 @@
         </w:tc>
       </w:tr>
       <w:tr>
-        <w:tblPrEx>
-          <w:tblCellMar>
-            <w:top w:w="0" w:type="dxa"/>
-            <w:bottom w:w="0" w:type="dxa"/>
-          </w:tblCellMar>
-        </w:tblPrEx>
         <w:trPr>
           <w:cantSplit/>
         </w:trPr>
@@ -9872,12 +9432,6 @@
         </w:tc>
       </w:tr>
       <w:tr>
-        <w:tblPrEx>
-          <w:tblCellMar>
-            <w:top w:w="0" w:type="dxa"/>
-            <w:bottom w:w="0" w:type="dxa"/>
-          </w:tblCellMar>
-        </w:tblPrEx>
         <w:trPr>
           <w:cantSplit/>
         </w:trPr>
@@ -10023,12 +9577,6 @@
         </w:tc>
       </w:tr>
       <w:tr>
-        <w:tblPrEx>
-          <w:tblCellMar>
-            <w:top w:w="0" w:type="dxa"/>
-            <w:bottom w:w="0" w:type="dxa"/>
-          </w:tblCellMar>
-        </w:tblPrEx>
         <w:trPr>
           <w:cantSplit/>
         </w:trPr>
@@ -10174,12 +9722,6 @@
         </w:tc>
       </w:tr>
       <w:tr>
-        <w:tblPrEx>
-          <w:tblCellMar>
-            <w:top w:w="0" w:type="dxa"/>
-            <w:bottom w:w="0" w:type="dxa"/>
-          </w:tblCellMar>
-        </w:tblPrEx>
         <w:trPr>
           <w:cantSplit/>
         </w:trPr>
@@ -10325,12 +9867,6 @@
         </w:tc>
       </w:tr>
       <w:tr>
-        <w:tblPrEx>
-          <w:tblCellMar>
-            <w:top w:w="0" w:type="dxa"/>
-            <w:bottom w:w="0" w:type="dxa"/>
-          </w:tblCellMar>
-        </w:tblPrEx>
         <w:trPr>
           <w:cantSplit/>
         </w:trPr>
@@ -10477,12 +10013,6 @@
         </w:tc>
       </w:tr>
       <w:tr>
-        <w:tblPrEx>
-          <w:tblCellMar>
-            <w:top w:w="0" w:type="dxa"/>
-            <w:bottom w:w="0" w:type="dxa"/>
-          </w:tblCellMar>
-        </w:tblPrEx>
         <w:trPr>
           <w:cantSplit/>
         </w:trPr>
@@ -10628,12 +10158,6 @@
         </w:tc>
       </w:tr>
       <w:tr>
-        <w:tblPrEx>
-          <w:tblCellMar>
-            <w:top w:w="0" w:type="dxa"/>
-            <w:bottom w:w="0" w:type="dxa"/>
-          </w:tblCellMar>
-        </w:tblPrEx>
         <w:trPr>
           <w:cantSplit/>
         </w:trPr>
@@ -10779,12 +10303,6 @@
         </w:tc>
       </w:tr>
       <w:tr>
-        <w:tblPrEx>
-          <w:tblCellMar>
-            <w:top w:w="0" w:type="dxa"/>
-            <w:bottom w:w="0" w:type="dxa"/>
-          </w:tblCellMar>
-        </w:tblPrEx>
         <w:trPr>
           <w:cantSplit/>
         </w:trPr>
@@ -10930,12 +10448,6 @@
         </w:tc>
       </w:tr>
       <w:tr>
-        <w:tblPrEx>
-          <w:tblCellMar>
-            <w:top w:w="0" w:type="dxa"/>
-            <w:bottom w:w="0" w:type="dxa"/>
-          </w:tblCellMar>
-        </w:tblPrEx>
         <w:trPr>
           <w:cantSplit/>
         </w:trPr>
@@ -11081,12 +10593,6 @@
         </w:tc>
       </w:tr>
       <w:tr>
-        <w:tblPrEx>
-          <w:tblCellMar>
-            <w:top w:w="0" w:type="dxa"/>
-            <w:bottom w:w="0" w:type="dxa"/>
-          </w:tblCellMar>
-        </w:tblPrEx>
         <w:trPr>
           <w:cantSplit/>
         </w:trPr>
@@ -11336,12 +10842,6 @@
         <w:gridCol w:w="2460"/>
       </w:tblGrid>
       <w:tr>
-        <w:tblPrEx>
-          <w:tblCellMar>
-            <w:top w:w="0" w:type="dxa"/>
-            <w:bottom w:w="0" w:type="dxa"/>
-          </w:tblCellMar>
-        </w:tblPrEx>
         <w:trPr>
           <w:tblHeader/>
         </w:trPr>
@@ -11497,12 +10997,6 @@
         </w:tc>
       </w:tr>
       <w:tr>
-        <w:tblPrEx>
-          <w:tblCellMar>
-            <w:top w:w="0" w:type="dxa"/>
-            <w:bottom w:w="0" w:type="dxa"/>
-          </w:tblCellMar>
-        </w:tblPrEx>
         <w:trPr>
           <w:cantSplit/>
         </w:trPr>
@@ -11648,12 +11142,6 @@
         </w:tc>
       </w:tr>
       <w:tr>
-        <w:tblPrEx>
-          <w:tblCellMar>
-            <w:top w:w="0" w:type="dxa"/>
-            <w:bottom w:w="0" w:type="dxa"/>
-          </w:tblCellMar>
-        </w:tblPrEx>
         <w:trPr>
           <w:cantSplit/>
         </w:trPr>
@@ -11799,12 +11287,6 @@
         </w:tc>
       </w:tr>
       <w:tr>
-        <w:tblPrEx>
-          <w:tblCellMar>
-            <w:top w:w="0" w:type="dxa"/>
-            <w:bottom w:w="0" w:type="dxa"/>
-          </w:tblCellMar>
-        </w:tblPrEx>
         <w:trPr>
           <w:cantSplit/>
         </w:trPr>
@@ -11950,12 +11432,6 @@
         </w:tc>
       </w:tr>
       <w:tr>
-        <w:tblPrEx>
-          <w:tblCellMar>
-            <w:top w:w="0" w:type="dxa"/>
-            <w:bottom w:w="0" w:type="dxa"/>
-          </w:tblCellMar>
-        </w:tblPrEx>
         <w:trPr>
           <w:cantSplit/>
         </w:trPr>
@@ -12101,12 +11577,6 @@
         </w:tc>
       </w:tr>
       <w:tr>
-        <w:tblPrEx>
-          <w:tblCellMar>
-            <w:top w:w="0" w:type="dxa"/>
-            <w:bottom w:w="0" w:type="dxa"/>
-          </w:tblCellMar>
-        </w:tblPrEx>
         <w:trPr>
           <w:cantSplit/>
         </w:trPr>
@@ -12253,12 +11723,6 @@
         </w:tc>
       </w:tr>
       <w:tr>
-        <w:tblPrEx>
-          <w:tblCellMar>
-            <w:top w:w="0" w:type="dxa"/>
-            <w:bottom w:w="0" w:type="dxa"/>
-          </w:tblCellMar>
-        </w:tblPrEx>
         <w:trPr>
           <w:cantSplit/>
         </w:trPr>
@@ -12404,12 +11868,6 @@
         </w:tc>
       </w:tr>
       <w:tr>
-        <w:tblPrEx>
-          <w:tblCellMar>
-            <w:top w:w="0" w:type="dxa"/>
-            <w:bottom w:w="0" w:type="dxa"/>
-          </w:tblCellMar>
-        </w:tblPrEx>
         <w:trPr>
           <w:cantSplit/>
         </w:trPr>
@@ -12555,12 +12013,6 @@
         </w:tc>
       </w:tr>
       <w:tr>
-        <w:tblPrEx>
-          <w:tblCellMar>
-            <w:top w:w="0" w:type="dxa"/>
-            <w:bottom w:w="0" w:type="dxa"/>
-          </w:tblCellMar>
-        </w:tblPrEx>
         <w:trPr>
           <w:cantSplit/>
         </w:trPr>
@@ -12753,12 +12205,6 @@
         <w:gridCol w:w="7660"/>
       </w:tblGrid>
       <w:tr>
-        <w:tblPrEx>
-          <w:tblCellMar>
-            <w:top w:w="0" w:type="dxa"/>
-            <w:bottom w:w="0" w:type="dxa"/>
-          </w:tblCellMar>
-        </w:tblPrEx>
         <w:trPr>
           <w:tblHeader/>
         </w:trPr>
@@ -12824,12 +12270,6 @@
         </w:tc>
       </w:tr>
       <w:tr>
-        <w:tblPrEx>
-          <w:tblCellMar>
-            <w:top w:w="0" w:type="dxa"/>
-            <w:bottom w:w="0" w:type="dxa"/>
-          </w:tblCellMar>
-        </w:tblPrEx>
         <w:trPr>
           <w:cantSplit/>
         </w:trPr>
@@ -12891,12 +12331,6 @@
         </w:tc>
       </w:tr>
       <w:tr>
-        <w:tblPrEx>
-          <w:tblCellMar>
-            <w:top w:w="0" w:type="dxa"/>
-            <w:bottom w:w="0" w:type="dxa"/>
-          </w:tblCellMar>
-        </w:tblPrEx>
         <w:trPr>
           <w:cantSplit/>
         </w:trPr>
@@ -12958,12 +12392,6 @@
         </w:tc>
       </w:tr>
       <w:tr>
-        <w:tblPrEx>
-          <w:tblCellMar>
-            <w:top w:w="0" w:type="dxa"/>
-            <w:bottom w:w="0" w:type="dxa"/>
-          </w:tblCellMar>
-        </w:tblPrEx>
         <w:trPr>
           <w:cantSplit/>
         </w:trPr>
@@ -13025,12 +12453,6 @@
         </w:tc>
       </w:tr>
       <w:tr>
-        <w:tblPrEx>
-          <w:tblCellMar>
-            <w:top w:w="0" w:type="dxa"/>
-            <w:bottom w:w="0" w:type="dxa"/>
-          </w:tblCellMar>
-        </w:tblPrEx>
         <w:trPr>
           <w:cantSplit/>
         </w:trPr>
@@ -13092,12 +12514,6 @@
         </w:tc>
       </w:tr>
       <w:tr>
-        <w:tblPrEx>
-          <w:tblCellMar>
-            <w:top w:w="0" w:type="dxa"/>
-            <w:bottom w:w="0" w:type="dxa"/>
-          </w:tblCellMar>
-        </w:tblPrEx>
         <w:trPr>
           <w:cantSplit/>
         </w:trPr>
@@ -13159,12 +12575,6 @@
         </w:tc>
       </w:tr>
       <w:tr>
-        <w:tblPrEx>
-          <w:tblCellMar>
-            <w:top w:w="0" w:type="dxa"/>
-            <w:bottom w:w="0" w:type="dxa"/>
-          </w:tblCellMar>
-        </w:tblPrEx>
         <w:trPr>
           <w:cantSplit/>
         </w:trPr>
@@ -13226,12 +12636,6 @@
         </w:tc>
       </w:tr>
       <w:tr>
-        <w:tblPrEx>
-          <w:tblCellMar>
-            <w:top w:w="0" w:type="dxa"/>
-            <w:bottom w:w="0" w:type="dxa"/>
-          </w:tblCellMar>
-        </w:tblPrEx>
         <w:trPr>
           <w:cantSplit/>
         </w:trPr>
@@ -13351,12 +12755,6 @@
         <w:gridCol w:w="1160"/>
       </w:tblGrid>
       <w:tr>
-        <w:tblPrEx>
-          <w:tblCellMar>
-            <w:top w:w="0" w:type="dxa"/>
-            <w:bottom w:w="0" w:type="dxa"/>
-          </w:tblCellMar>
-        </w:tblPrEx>
         <w:trPr>
           <w:tblHeader/>
         </w:trPr>
@@ -13512,12 +12910,6 @@
         </w:tc>
       </w:tr>
       <w:tr>
-        <w:tblPrEx>
-          <w:tblCellMar>
-            <w:top w:w="0" w:type="dxa"/>
-            <w:bottom w:w="0" w:type="dxa"/>
-          </w:tblCellMar>
-        </w:tblPrEx>
         <w:trPr>
           <w:cantSplit/>
         </w:trPr>
@@ -13663,12 +13055,6 @@
         </w:tc>
       </w:tr>
       <w:tr>
-        <w:tblPrEx>
-          <w:tblCellMar>
-            <w:top w:w="0" w:type="dxa"/>
-            <w:bottom w:w="0" w:type="dxa"/>
-          </w:tblCellMar>
-        </w:tblPrEx>
         <w:trPr>
           <w:cantSplit/>
         </w:trPr>
@@ -13814,12 +13200,6 @@
         </w:tc>
       </w:tr>
       <w:tr>
-        <w:tblPrEx>
-          <w:tblCellMar>
-            <w:top w:w="0" w:type="dxa"/>
-            <w:bottom w:w="0" w:type="dxa"/>
-          </w:tblCellMar>
-        </w:tblPrEx>
         <w:trPr>
           <w:cantSplit/>
         </w:trPr>
@@ -13965,12 +13345,6 @@
         </w:tc>
       </w:tr>
       <w:tr>
-        <w:tblPrEx>
-          <w:tblCellMar>
-            <w:top w:w="0" w:type="dxa"/>
-            <w:bottom w:w="0" w:type="dxa"/>
-          </w:tblCellMar>
-        </w:tblPrEx>
         <w:trPr>
           <w:cantSplit/>
         </w:trPr>
@@ -14116,12 +13490,6 @@
         </w:tc>
       </w:tr>
       <w:tr>
-        <w:tblPrEx>
-          <w:tblCellMar>
-            <w:top w:w="0" w:type="dxa"/>
-            <w:bottom w:w="0" w:type="dxa"/>
-          </w:tblCellMar>
-        </w:tblPrEx>
         <w:trPr>
           <w:cantSplit/>
         </w:trPr>
@@ -14267,12 +13635,6 @@
         </w:tc>
       </w:tr>
       <w:tr>
-        <w:tblPrEx>
-          <w:tblCellMar>
-            <w:top w:w="0" w:type="dxa"/>
-            <w:bottom w:w="0" w:type="dxa"/>
-          </w:tblCellMar>
-        </w:tblPrEx>
         <w:trPr>
           <w:cantSplit/>
         </w:trPr>
@@ -14419,12 +13781,6 @@
         </w:tc>
       </w:tr>
       <w:tr>
-        <w:tblPrEx>
-          <w:tblCellMar>
-            <w:top w:w="0" w:type="dxa"/>
-            <w:bottom w:w="0" w:type="dxa"/>
-          </w:tblCellMar>
-        </w:tblPrEx>
         <w:trPr>
           <w:cantSplit/>
         </w:trPr>
@@ -14570,12 +13926,6 @@
         </w:tc>
       </w:tr>
       <w:tr>
-        <w:tblPrEx>
-          <w:tblCellMar>
-            <w:top w:w="0" w:type="dxa"/>
-            <w:bottom w:w="0" w:type="dxa"/>
-          </w:tblCellMar>
-        </w:tblPrEx>
         <w:trPr>
           <w:cantSplit/>
         </w:trPr>
@@ -14785,12 +14135,6 @@
         <w:gridCol w:w="4660"/>
       </w:tblGrid>
       <w:tr>
-        <w:tblPrEx>
-          <w:tblCellMar>
-            <w:top w:w="0" w:type="dxa"/>
-            <w:bottom w:w="0" w:type="dxa"/>
-          </w:tblCellMar>
-        </w:tblPrEx>
         <w:trPr>
           <w:tblHeader/>
         </w:trPr>
@@ -14886,12 +14230,6 @@
         </w:tc>
       </w:tr>
       <w:tr>
-        <w:tblPrEx>
-          <w:tblCellMar>
-            <w:top w:w="0" w:type="dxa"/>
-            <w:bottom w:w="0" w:type="dxa"/>
-          </w:tblCellMar>
-        </w:tblPrEx>
         <w:trPr>
           <w:cantSplit/>
         </w:trPr>
@@ -14981,12 +14319,6 @@
         </w:tc>
       </w:tr>
       <w:tr>
-        <w:tblPrEx>
-          <w:tblCellMar>
-            <w:top w:w="0" w:type="dxa"/>
-            <w:bottom w:w="0" w:type="dxa"/>
-          </w:tblCellMar>
-        </w:tblPrEx>
         <w:trPr>
           <w:cantSplit/>
         </w:trPr>
@@ -15076,12 +14408,6 @@
         </w:tc>
       </w:tr>
       <w:tr>
-        <w:tblPrEx>
-          <w:tblCellMar>
-            <w:top w:w="0" w:type="dxa"/>
-            <w:bottom w:w="0" w:type="dxa"/>
-          </w:tblCellMar>
-        </w:tblPrEx>
         <w:trPr>
           <w:cantSplit/>
         </w:trPr>
@@ -15171,12 +14497,6 @@
         </w:tc>
       </w:tr>
       <w:tr>
-        <w:tblPrEx>
-          <w:tblCellMar>
-            <w:top w:w="0" w:type="dxa"/>
-            <w:bottom w:w="0" w:type="dxa"/>
-          </w:tblCellMar>
-        </w:tblPrEx>
         <w:trPr>
           <w:cantSplit/>
         </w:trPr>
@@ -15266,12 +14586,6 @@
         </w:tc>
       </w:tr>
       <w:tr>
-        <w:tblPrEx>
-          <w:tblCellMar>
-            <w:top w:w="0" w:type="dxa"/>
-            <w:bottom w:w="0" w:type="dxa"/>
-          </w:tblCellMar>
-        </w:tblPrEx>
         <w:trPr>
           <w:cantSplit/>
         </w:trPr>
@@ -15361,12 +14675,6 @@
         </w:tc>
       </w:tr>
       <w:tr>
-        <w:tblPrEx>
-          <w:tblCellMar>
-            <w:top w:w="0" w:type="dxa"/>
-            <w:bottom w:w="0" w:type="dxa"/>
-          </w:tblCellMar>
-        </w:tblPrEx>
         <w:trPr>
           <w:cantSplit/>
         </w:trPr>
@@ -15456,12 +14764,6 @@
         </w:tc>
       </w:tr>
       <w:tr>
-        <w:tblPrEx>
-          <w:tblCellMar>
-            <w:top w:w="0" w:type="dxa"/>
-            <w:bottom w:w="0" w:type="dxa"/>
-          </w:tblCellMar>
-        </w:tblPrEx>
         <w:trPr>
           <w:cantSplit/>
         </w:trPr>
@@ -15551,12 +14853,6 @@
         </w:tc>
       </w:tr>
       <w:tr>
-        <w:tblPrEx>
-          <w:tblCellMar>
-            <w:top w:w="0" w:type="dxa"/>
-            <w:bottom w:w="0" w:type="dxa"/>
-          </w:tblCellMar>
-        </w:tblPrEx>
         <w:trPr>
           <w:cantSplit/>
         </w:trPr>
@@ -15646,12 +14942,6 @@
         </w:tc>
       </w:tr>
       <w:tr>
-        <w:tblPrEx>
-          <w:tblCellMar>
-            <w:top w:w="0" w:type="dxa"/>
-            <w:bottom w:w="0" w:type="dxa"/>
-          </w:tblCellMar>
-        </w:tblPrEx>
         <w:trPr>
           <w:cantSplit/>
         </w:trPr>
@@ -15981,12 +15271,6 @@
         <w:gridCol w:w="7360"/>
       </w:tblGrid>
       <w:tr>
-        <w:tblPrEx>
-          <w:tblCellMar>
-            <w:top w:w="0" w:type="dxa"/>
-            <w:bottom w:w="0" w:type="dxa"/>
-          </w:tblCellMar>
-        </w:tblPrEx>
         <w:trPr>
           <w:tblHeader/>
         </w:trPr>
@@ -16052,12 +15336,6 @@
         </w:tc>
       </w:tr>
       <w:tr>
-        <w:tblPrEx>
-          <w:tblCellMar>
-            <w:top w:w="0" w:type="dxa"/>
-            <w:bottom w:w="0" w:type="dxa"/>
-          </w:tblCellMar>
-        </w:tblPrEx>
         <w:trPr>
           <w:cantSplit/>
         </w:trPr>
@@ -16119,12 +15397,6 @@
         </w:tc>
       </w:tr>
       <w:tr>
-        <w:tblPrEx>
-          <w:tblCellMar>
-            <w:top w:w="0" w:type="dxa"/>
-            <w:bottom w:w="0" w:type="dxa"/>
-          </w:tblCellMar>
-        </w:tblPrEx>
         <w:trPr>
           <w:cantSplit/>
         </w:trPr>
@@ -16186,12 +15458,6 @@
         </w:tc>
       </w:tr>
       <w:tr>
-        <w:tblPrEx>
-          <w:tblCellMar>
-            <w:top w:w="0" w:type="dxa"/>
-            <w:bottom w:w="0" w:type="dxa"/>
-          </w:tblCellMar>
-        </w:tblPrEx>
         <w:trPr>
           <w:cantSplit/>
         </w:trPr>
@@ -16253,12 +15519,6 @@
         </w:tc>
       </w:tr>
       <w:tr>
-        <w:tblPrEx>
-          <w:tblCellMar>
-            <w:top w:w="0" w:type="dxa"/>
-            <w:bottom w:w="0" w:type="dxa"/>
-          </w:tblCellMar>
-        </w:tblPrEx>
         <w:trPr>
           <w:cantSplit/>
         </w:trPr>
@@ -16320,12 +15580,6 @@
         </w:tc>
       </w:tr>
       <w:tr>
-        <w:tblPrEx>
-          <w:tblCellMar>
-            <w:top w:w="0" w:type="dxa"/>
-            <w:bottom w:w="0" w:type="dxa"/>
-          </w:tblCellMar>
-        </w:tblPrEx>
         <w:trPr>
           <w:cantSplit/>
         </w:trPr>
@@ -16387,12 +15641,6 @@
         </w:tc>
       </w:tr>
       <w:tr>
-        <w:tblPrEx>
-          <w:tblCellMar>
-            <w:top w:w="0" w:type="dxa"/>
-            <w:bottom w:w="0" w:type="dxa"/>
-          </w:tblCellMar>
-        </w:tblPrEx>
         <w:trPr>
           <w:cantSplit/>
         </w:trPr>
@@ -16523,12 +15771,6 @@
         <w:gridCol w:w="1260"/>
       </w:tblGrid>
       <w:tr>
-        <w:tblPrEx>
-          <w:tblCellMar>
-            <w:top w:w="0" w:type="dxa"/>
-            <w:bottom w:w="0" w:type="dxa"/>
-          </w:tblCellMar>
-        </w:tblPrEx>
         <w:trPr>
           <w:tblHeader/>
         </w:trPr>
@@ -16714,12 +15956,6 @@
         </w:tc>
       </w:tr>
       <w:tr>
-        <w:tblPrEx>
-          <w:tblCellMar>
-            <w:top w:w="0" w:type="dxa"/>
-            <w:bottom w:w="0" w:type="dxa"/>
-          </w:tblCellMar>
-        </w:tblPrEx>
         <w:trPr>
           <w:cantSplit/>
         </w:trPr>
@@ -16893,12 +16129,6 @@
         </w:tc>
       </w:tr>
       <w:tr>
-        <w:tblPrEx>
-          <w:tblCellMar>
-            <w:top w:w="0" w:type="dxa"/>
-            <w:bottom w:w="0" w:type="dxa"/>
-          </w:tblCellMar>
-        </w:tblPrEx>
         <w:trPr>
           <w:cantSplit/>
         </w:trPr>
@@ -17072,12 +16302,6 @@
         </w:tc>
       </w:tr>
       <w:tr>
-        <w:tblPrEx>
-          <w:tblCellMar>
-            <w:top w:w="0" w:type="dxa"/>
-            <w:bottom w:w="0" w:type="dxa"/>
-          </w:tblCellMar>
-        </w:tblPrEx>
         <w:trPr>
           <w:cantSplit/>
         </w:trPr>
@@ -17251,12 +16475,6 @@
         </w:tc>
       </w:tr>
       <w:tr>
-        <w:tblPrEx>
-          <w:tblCellMar>
-            <w:top w:w="0" w:type="dxa"/>
-            <w:bottom w:w="0" w:type="dxa"/>
-          </w:tblCellMar>
-        </w:tblPrEx>
         <w:trPr>
           <w:cantSplit/>
         </w:trPr>
@@ -17430,12 +16648,6 @@
         </w:tc>
       </w:tr>
       <w:tr>
-        <w:tblPrEx>
-          <w:tblCellMar>
-            <w:top w:w="0" w:type="dxa"/>
-            <w:bottom w:w="0" w:type="dxa"/>
-          </w:tblCellMar>
-        </w:tblPrEx>
         <w:trPr>
           <w:cantSplit/>
         </w:trPr>
@@ -17609,12 +16821,6 @@
         </w:tc>
       </w:tr>
       <w:tr>
-        <w:tblPrEx>
-          <w:tblCellMar>
-            <w:top w:w="0" w:type="dxa"/>
-            <w:bottom w:w="0" w:type="dxa"/>
-          </w:tblCellMar>
-        </w:tblPrEx>
         <w:trPr>
           <w:cantSplit/>
         </w:trPr>
@@ -17926,12 +17132,6 @@
         <w:gridCol w:w="6660"/>
       </w:tblGrid>
       <w:tr>
-        <w:tblPrEx>
-          <w:tblCellMar>
-            <w:top w:w="0" w:type="dxa"/>
-            <w:bottom w:w="0" w:type="dxa"/>
-          </w:tblCellMar>
-        </w:tblPrEx>
         <w:trPr>
           <w:tblHeader/>
         </w:trPr>
@@ -17997,12 +17197,6 @@
         </w:tc>
       </w:tr>
       <w:tr>
-        <w:tblPrEx>
-          <w:tblCellMar>
-            <w:top w:w="0" w:type="dxa"/>
-            <w:bottom w:w="0" w:type="dxa"/>
-          </w:tblCellMar>
-        </w:tblPrEx>
         <w:trPr>
           <w:cantSplit/>
         </w:trPr>
@@ -18064,12 +17258,6 @@
         </w:tc>
       </w:tr>
       <w:tr>
-        <w:tblPrEx>
-          <w:tblCellMar>
-            <w:top w:w="0" w:type="dxa"/>
-            <w:bottom w:w="0" w:type="dxa"/>
-          </w:tblCellMar>
-        </w:tblPrEx>
         <w:trPr>
           <w:cantSplit/>
         </w:trPr>
@@ -18131,12 +17319,6 @@
         </w:tc>
       </w:tr>
       <w:tr>
-        <w:tblPrEx>
-          <w:tblCellMar>
-            <w:top w:w="0" w:type="dxa"/>
-            <w:bottom w:w="0" w:type="dxa"/>
-          </w:tblCellMar>
-        </w:tblPrEx>
         <w:trPr>
           <w:cantSplit/>
         </w:trPr>
@@ -18198,12 +17380,6 @@
         </w:tc>
       </w:tr>
       <w:tr>
-        <w:tblPrEx>
-          <w:tblCellMar>
-            <w:top w:w="0" w:type="dxa"/>
-            <w:bottom w:w="0" w:type="dxa"/>
-          </w:tblCellMar>
-        </w:tblPrEx>
         <w:trPr>
           <w:cantSplit/>
         </w:trPr>
@@ -18265,12 +17441,6 @@
         </w:tc>
       </w:tr>
       <w:tr>
-        <w:tblPrEx>
-          <w:tblCellMar>
-            <w:top w:w="0" w:type="dxa"/>
-            <w:bottom w:w="0" w:type="dxa"/>
-          </w:tblCellMar>
-        </w:tblPrEx>
         <w:trPr>
           <w:cantSplit/>
         </w:trPr>
@@ -18332,12 +17502,6 @@
         </w:tc>
       </w:tr>
       <w:tr>
-        <w:tblPrEx>
-          <w:tblCellMar>
-            <w:top w:w="0" w:type="dxa"/>
-            <w:bottom w:w="0" w:type="dxa"/>
-          </w:tblCellMar>
-        </w:tblPrEx>
         <w:trPr>
           <w:cantSplit/>
         </w:trPr>
@@ -18399,12 +17563,6 @@
         </w:tc>
       </w:tr>
       <w:tr>
-        <w:tblPrEx>
-          <w:tblCellMar>
-            <w:top w:w="0" w:type="dxa"/>
-            <w:bottom w:w="0" w:type="dxa"/>
-          </w:tblCellMar>
-        </w:tblPrEx>
         <w:trPr>
           <w:cantSplit/>
         </w:trPr>
@@ -18466,12 +17624,6 @@
         </w:tc>
       </w:tr>
       <w:tr>
-        <w:tblPrEx>
-          <w:tblCellMar>
-            <w:top w:w="0" w:type="dxa"/>
-            <w:bottom w:w="0" w:type="dxa"/>
-          </w:tblCellMar>
-        </w:tblPrEx>
         <w:trPr>
           <w:cantSplit/>
         </w:trPr>
@@ -18673,12 +17825,6 @@
         <w:gridCol w:w="2560"/>
       </w:tblGrid>
       <w:tr>
-        <w:tblPrEx>
-          <w:tblCellMar>
-            <w:top w:w="0" w:type="dxa"/>
-            <w:bottom w:w="0" w:type="dxa"/>
-          </w:tblCellMar>
-        </w:tblPrEx>
         <w:trPr>
           <w:tblHeader/>
         </w:trPr>
@@ -18804,12 +17950,6 @@
         </w:tc>
       </w:tr>
       <w:tr>
-        <w:tblPrEx>
-          <w:tblCellMar>
-            <w:top w:w="0" w:type="dxa"/>
-            <w:bottom w:w="0" w:type="dxa"/>
-          </w:tblCellMar>
-        </w:tblPrEx>
         <w:trPr>
           <w:cantSplit/>
         </w:trPr>
@@ -18927,12 +18067,6 @@
         </w:tc>
       </w:tr>
       <w:tr>
-        <w:tblPrEx>
-          <w:tblCellMar>
-            <w:top w:w="0" w:type="dxa"/>
-            <w:bottom w:w="0" w:type="dxa"/>
-          </w:tblCellMar>
-        </w:tblPrEx>
         <w:trPr>
           <w:cantSplit/>
         </w:trPr>
@@ -19050,12 +18184,6 @@
         </w:tc>
       </w:tr>
       <w:tr>
-        <w:tblPrEx>
-          <w:tblCellMar>
-            <w:top w:w="0" w:type="dxa"/>
-            <w:bottom w:w="0" w:type="dxa"/>
-          </w:tblCellMar>
-        </w:tblPrEx>
         <w:trPr>
           <w:cantSplit/>
         </w:trPr>
@@ -19173,12 +18301,6 @@
         </w:tc>
       </w:tr>
       <w:tr>
-        <w:tblPrEx>
-          <w:tblCellMar>
-            <w:top w:w="0" w:type="dxa"/>
-            <w:bottom w:w="0" w:type="dxa"/>
-          </w:tblCellMar>
-        </w:tblPrEx>
         <w:trPr>
           <w:cantSplit/>
         </w:trPr>
@@ -19296,12 +18418,6 @@
         </w:tc>
       </w:tr>
       <w:tr>
-        <w:tblPrEx>
-          <w:tblCellMar>
-            <w:top w:w="0" w:type="dxa"/>
-            <w:bottom w:w="0" w:type="dxa"/>
-          </w:tblCellMar>
-        </w:tblPrEx>
         <w:trPr>
           <w:cantSplit/>
         </w:trPr>
@@ -19419,12 +18535,6 @@
         </w:tc>
       </w:tr>
       <w:tr>
-        <w:tblPrEx>
-          <w:tblCellMar>
-            <w:top w:w="0" w:type="dxa"/>
-            <w:bottom w:w="0" w:type="dxa"/>
-          </w:tblCellMar>
-        </w:tblPrEx>
         <w:trPr>
           <w:cantSplit/>
         </w:trPr>
@@ -19542,12 +18652,6 @@
         </w:tc>
       </w:tr>
       <w:tr>
-        <w:tblPrEx>
-          <w:tblCellMar>
-            <w:top w:w="0" w:type="dxa"/>
-            <w:bottom w:w="0" w:type="dxa"/>
-          </w:tblCellMar>
-        </w:tblPrEx>
         <w:trPr>
           <w:cantSplit/>
         </w:trPr>
@@ -19665,12 +18769,6 @@
         </w:tc>
       </w:tr>
       <w:tr>
-        <w:tblPrEx>
-          <w:tblCellMar>
-            <w:top w:w="0" w:type="dxa"/>
-            <w:bottom w:w="0" w:type="dxa"/>
-          </w:tblCellMar>
-        </w:tblPrEx>
         <w:trPr>
           <w:cantSplit/>
         </w:trPr>
@@ -19837,12 +18935,6 @@
         <w:gridCol w:w="2360"/>
       </w:tblGrid>
       <w:tr>
-        <w:tblPrEx>
-          <w:tblCellMar>
-            <w:top w:w="0" w:type="dxa"/>
-            <w:bottom w:w="0" w:type="dxa"/>
-          </w:tblCellMar>
-        </w:tblPrEx>
         <w:trPr>
           <w:tblHeader/>
         </w:trPr>
@@ -19968,12 +19060,6 @@
         </w:tc>
       </w:tr>
       <w:tr>
-        <w:tblPrEx>
-          <w:tblCellMar>
-            <w:top w:w="0" w:type="dxa"/>
-            <w:bottom w:w="0" w:type="dxa"/>
-          </w:tblCellMar>
-        </w:tblPrEx>
         <w:trPr>
           <w:cantSplit/>
         </w:trPr>
@@ -20091,12 +19177,6 @@
         </w:tc>
       </w:tr>
       <w:tr>
-        <w:tblPrEx>
-          <w:tblCellMar>
-            <w:top w:w="0" w:type="dxa"/>
-            <w:bottom w:w="0" w:type="dxa"/>
-          </w:tblCellMar>
-        </w:tblPrEx>
         <w:trPr>
           <w:cantSplit/>
         </w:trPr>
@@ -20214,12 +19294,6 @@
         </w:tc>
       </w:tr>
       <w:tr>
-        <w:tblPrEx>
-          <w:tblCellMar>
-            <w:top w:w="0" w:type="dxa"/>
-            <w:bottom w:w="0" w:type="dxa"/>
-          </w:tblCellMar>
-        </w:tblPrEx>
         <w:trPr>
           <w:cantSplit/>
         </w:trPr>
@@ -20337,12 +19411,6 @@
         </w:tc>
       </w:tr>
       <w:tr>
-        <w:tblPrEx>
-          <w:tblCellMar>
-            <w:top w:w="0" w:type="dxa"/>
-            <w:bottom w:w="0" w:type="dxa"/>
-          </w:tblCellMar>
-        </w:tblPrEx>
         <w:trPr>
           <w:cantSplit/>
         </w:trPr>
@@ -20460,12 +19528,6 @@
         </w:tc>
       </w:tr>
       <w:tr>
-        <w:tblPrEx>
-          <w:tblCellMar>
-            <w:top w:w="0" w:type="dxa"/>
-            <w:bottom w:w="0" w:type="dxa"/>
-          </w:tblCellMar>
-        </w:tblPrEx>
         <w:trPr>
           <w:cantSplit/>
         </w:trPr>
@@ -20583,12 +19645,6 @@
         </w:tc>
       </w:tr>
       <w:tr>
-        <w:tblPrEx>
-          <w:tblCellMar>
-            <w:top w:w="0" w:type="dxa"/>
-            <w:bottom w:w="0" w:type="dxa"/>
-          </w:tblCellMar>
-        </w:tblPrEx>
         <w:trPr>
           <w:cantSplit/>
         </w:trPr>
@@ -20707,12 +19763,6 @@
         </w:tc>
       </w:tr>
       <w:tr>
-        <w:tblPrEx>
-          <w:tblCellMar>
-            <w:top w:w="0" w:type="dxa"/>
-            <w:bottom w:w="0" w:type="dxa"/>
-          </w:tblCellMar>
-        </w:tblPrEx>
         <w:trPr>
           <w:cantSplit/>
         </w:trPr>
@@ -20830,12 +19880,6 @@
         </w:tc>
       </w:tr>
       <w:tr>
-        <w:tblPrEx>
-          <w:tblCellMar>
-            <w:top w:w="0" w:type="dxa"/>
-            <w:bottom w:w="0" w:type="dxa"/>
-          </w:tblCellMar>
-        </w:tblPrEx>
         <w:trPr>
           <w:cantSplit/>
         </w:trPr>
@@ -21055,15 +20099,7 @@
         <w:t xml:space="preserve">Duplicate prevention. </w:t>
       </w:r>
       <w:r>
-        <w:t xml:space="preserve">Standardised descriptions plus fuzzy matching </w:t>
-      </w:r>
-      <w:proofErr w:type="gramStart"/>
-      <w:r>
-        <w:t>find</w:t>
-      </w:r>
-      <w:proofErr w:type="gramEnd"/>
-      <w:r>
-        <w:t xml:space="preserve"> near-duplicate materials like VXL-6100 and VXL-6110 before they are created.</w:t>
+        <w:t>Standardised descriptions plus fuzzy matching find near-duplicate materials like VXL-6100 and VXL-6110 before they are created.</w:t>
       </w:r>
     </w:p>
     <w:p>
@@ -21156,12 +20192,6 @@
         <w:gridCol w:w="6760"/>
       </w:tblGrid>
       <w:tr>
-        <w:tblPrEx>
-          <w:tblCellMar>
-            <w:top w:w="0" w:type="dxa"/>
-            <w:bottom w:w="0" w:type="dxa"/>
-          </w:tblCellMar>
-        </w:tblPrEx>
         <w:trPr>
           <w:tblHeader/>
         </w:trPr>
@@ -21227,12 +20257,6 @@
         </w:tc>
       </w:tr>
       <w:tr>
-        <w:tblPrEx>
-          <w:tblCellMar>
-            <w:top w:w="0" w:type="dxa"/>
-            <w:bottom w:w="0" w:type="dxa"/>
-          </w:tblCellMar>
-        </w:tblPrEx>
         <w:trPr>
           <w:cantSplit/>
         </w:trPr>
@@ -21294,12 +20318,6 @@
         </w:tc>
       </w:tr>
       <w:tr>
-        <w:tblPrEx>
-          <w:tblCellMar>
-            <w:top w:w="0" w:type="dxa"/>
-            <w:bottom w:w="0" w:type="dxa"/>
-          </w:tblCellMar>
-        </w:tblPrEx>
         <w:trPr>
           <w:cantSplit/>
         </w:trPr>
@@ -21361,12 +20379,6 @@
         </w:tc>
       </w:tr>
       <w:tr>
-        <w:tblPrEx>
-          <w:tblCellMar>
-            <w:top w:w="0" w:type="dxa"/>
-            <w:bottom w:w="0" w:type="dxa"/>
-          </w:tblCellMar>
-        </w:tblPrEx>
         <w:trPr>
           <w:cantSplit/>
         </w:trPr>
@@ -21428,12 +20440,6 @@
         </w:tc>
       </w:tr>
       <w:tr>
-        <w:tblPrEx>
-          <w:tblCellMar>
-            <w:top w:w="0" w:type="dxa"/>
-            <w:bottom w:w="0" w:type="dxa"/>
-          </w:tblCellMar>
-        </w:tblPrEx>
         <w:trPr>
           <w:cantSplit/>
         </w:trPr>
@@ -21495,12 +20501,6 @@
         </w:tc>
       </w:tr>
       <w:tr>
-        <w:tblPrEx>
-          <w:tblCellMar>
-            <w:top w:w="0" w:type="dxa"/>
-            <w:bottom w:w="0" w:type="dxa"/>
-          </w:tblCellMar>
-        </w:tblPrEx>
         <w:trPr>
           <w:cantSplit/>
         </w:trPr>
@@ -21562,12 +20562,6 @@
         </w:tc>
       </w:tr>
       <w:tr>
-        <w:tblPrEx>
-          <w:tblCellMar>
-            <w:top w:w="0" w:type="dxa"/>
-            <w:bottom w:w="0" w:type="dxa"/>
-          </w:tblCellMar>
-        </w:tblPrEx>
         <w:trPr>
           <w:cantSplit/>
         </w:trPr>
@@ -21629,12 +20623,6 @@
         </w:tc>
       </w:tr>
       <w:tr>
-        <w:tblPrEx>
-          <w:tblCellMar>
-            <w:top w:w="0" w:type="dxa"/>
-            <w:bottom w:w="0" w:type="dxa"/>
-          </w:tblCellMar>
-        </w:tblPrEx>
         <w:trPr>
           <w:cantSplit/>
         </w:trPr>
@@ -21696,12 +20684,6 @@
         </w:tc>
       </w:tr>
       <w:tr>
-        <w:tblPrEx>
-          <w:tblCellMar>
-            <w:top w:w="0" w:type="dxa"/>
-            <w:bottom w:w="0" w:type="dxa"/>
-          </w:tblCellMar>
-        </w:tblPrEx>
         <w:trPr>
           <w:cantSplit/>
         </w:trPr>
@@ -21763,12 +20745,6 @@
         </w:tc>
       </w:tr>
       <w:tr>
-        <w:tblPrEx>
-          <w:tblCellMar>
-            <w:top w:w="0" w:type="dxa"/>
-            <w:bottom w:w="0" w:type="dxa"/>
-          </w:tblCellMar>
-        </w:tblPrEx>
         <w:trPr>
           <w:cantSplit/>
         </w:trPr>
@@ -21830,12 +20806,6 @@
         </w:tc>
       </w:tr>
       <w:tr>
-        <w:tblPrEx>
-          <w:tblCellMar>
-            <w:top w:w="0" w:type="dxa"/>
-            <w:bottom w:w="0" w:type="dxa"/>
-          </w:tblCellMar>
-        </w:tblPrEx>
         <w:trPr>
           <w:cantSplit/>
         </w:trPr>
@@ -21898,12 +20868,6 @@
         </w:tc>
       </w:tr>
       <w:tr>
-        <w:tblPrEx>
-          <w:tblCellMar>
-            <w:top w:w="0" w:type="dxa"/>
-            <w:bottom w:w="0" w:type="dxa"/>
-          </w:tblCellMar>
-        </w:tblPrEx>
         <w:trPr>
           <w:cantSplit/>
         </w:trPr>
@@ -21965,12 +20929,6 @@
         </w:tc>
       </w:tr>
       <w:tr>
-        <w:tblPrEx>
-          <w:tblCellMar>
-            <w:top w:w="0" w:type="dxa"/>
-            <w:bottom w:w="0" w:type="dxa"/>
-          </w:tblCellMar>
-        </w:tblPrEx>
         <w:trPr>
           <w:cantSplit/>
         </w:trPr>
@@ -22080,12 +21038,6 @@
         <w:gridCol w:w="6160"/>
       </w:tblGrid>
       <w:tr>
-        <w:tblPrEx>
-          <w:tblCellMar>
-            <w:top w:w="0" w:type="dxa"/>
-            <w:bottom w:w="0" w:type="dxa"/>
-          </w:tblCellMar>
-        </w:tblPrEx>
         <w:trPr>
           <w:tblHeader/>
         </w:trPr>
@@ -22181,12 +21133,6 @@
         </w:tc>
       </w:tr>
       <w:tr>
-        <w:tblPrEx>
-          <w:tblCellMar>
-            <w:top w:w="0" w:type="dxa"/>
-            <w:bottom w:w="0" w:type="dxa"/>
-          </w:tblCellMar>
-        </w:tblPrEx>
         <w:trPr>
           <w:cantSplit/>
         </w:trPr>
@@ -22276,12 +21222,6 @@
         </w:tc>
       </w:tr>
       <w:tr>
-        <w:tblPrEx>
-          <w:tblCellMar>
-            <w:top w:w="0" w:type="dxa"/>
-            <w:bottom w:w="0" w:type="dxa"/>
-          </w:tblCellMar>
-        </w:tblPrEx>
         <w:trPr>
           <w:cantSplit/>
         </w:trPr>
@@ -22371,12 +21311,6 @@
         </w:tc>
       </w:tr>
       <w:tr>
-        <w:tblPrEx>
-          <w:tblCellMar>
-            <w:top w:w="0" w:type="dxa"/>
-            <w:bottom w:w="0" w:type="dxa"/>
-          </w:tblCellMar>
-        </w:tblPrEx>
         <w:trPr>
           <w:cantSplit/>
         </w:trPr>
@@ -22466,12 +21400,6 @@
         </w:tc>
       </w:tr>
       <w:tr>
-        <w:tblPrEx>
-          <w:tblCellMar>
-            <w:top w:w="0" w:type="dxa"/>
-            <w:bottom w:w="0" w:type="dxa"/>
-          </w:tblCellMar>
-        </w:tblPrEx>
         <w:trPr>
           <w:cantSplit/>
         </w:trPr>
@@ -22561,12 +21489,6 @@
         </w:tc>
       </w:tr>
       <w:tr>
-        <w:tblPrEx>
-          <w:tblCellMar>
-            <w:top w:w="0" w:type="dxa"/>
-            <w:bottom w:w="0" w:type="dxa"/>
-          </w:tblCellMar>
-        </w:tblPrEx>
         <w:trPr>
           <w:cantSplit/>
         </w:trPr>
@@ -22656,12 +21578,6 @@
         </w:tc>
       </w:tr>
       <w:tr>
-        <w:tblPrEx>
-          <w:tblCellMar>
-            <w:top w:w="0" w:type="dxa"/>
-            <w:bottom w:w="0" w:type="dxa"/>
-          </w:tblCellMar>
-        </w:tblPrEx>
         <w:trPr>
           <w:cantSplit/>
         </w:trPr>
@@ -22914,12 +21830,6 @@
         <w:gridCol w:w="5360"/>
       </w:tblGrid>
       <w:tr>
-        <w:tblPrEx>
-          <w:tblCellMar>
-            <w:top w:w="0" w:type="dxa"/>
-            <w:bottom w:w="0" w:type="dxa"/>
-          </w:tblCellMar>
-        </w:tblPrEx>
         <w:trPr>
           <w:tblHeader/>
         </w:trPr>
@@ -23015,12 +21925,6 @@
         </w:tc>
       </w:tr>
       <w:tr>
-        <w:tblPrEx>
-          <w:tblCellMar>
-            <w:top w:w="0" w:type="dxa"/>
-            <w:bottom w:w="0" w:type="dxa"/>
-          </w:tblCellMar>
-        </w:tblPrEx>
         <w:trPr>
           <w:cantSplit/>
         </w:trPr>
@@ -23110,12 +22014,6 @@
         </w:tc>
       </w:tr>
       <w:tr>
-        <w:tblPrEx>
-          <w:tblCellMar>
-            <w:top w:w="0" w:type="dxa"/>
-            <w:bottom w:w="0" w:type="dxa"/>
-          </w:tblCellMar>
-        </w:tblPrEx>
         <w:trPr>
           <w:cantSplit/>
         </w:trPr>
@@ -23205,12 +22103,6 @@
         </w:tc>
       </w:tr>
       <w:tr>
-        <w:tblPrEx>
-          <w:tblCellMar>
-            <w:top w:w="0" w:type="dxa"/>
-            <w:bottom w:w="0" w:type="dxa"/>
-          </w:tblCellMar>
-        </w:tblPrEx>
         <w:trPr>
           <w:cantSplit/>
         </w:trPr>
@@ -23300,12 +22192,6 @@
         </w:tc>
       </w:tr>
       <w:tr>
-        <w:tblPrEx>
-          <w:tblCellMar>
-            <w:top w:w="0" w:type="dxa"/>
-            <w:bottom w:w="0" w:type="dxa"/>
-          </w:tblCellMar>
-        </w:tblPrEx>
         <w:trPr>
           <w:cantSplit/>
         </w:trPr>
@@ -23395,12 +22281,6 @@
         </w:tc>
       </w:tr>
       <w:tr>
-        <w:tblPrEx>
-          <w:tblCellMar>
-            <w:top w:w="0" w:type="dxa"/>
-            <w:bottom w:w="0" w:type="dxa"/>
-          </w:tblCellMar>
-        </w:tblPrEx>
         <w:trPr>
           <w:cantSplit/>
         </w:trPr>
@@ -23490,12 +22370,6 @@
         </w:tc>
       </w:tr>
       <w:tr>
-        <w:tblPrEx>
-          <w:tblCellMar>
-            <w:top w:w="0" w:type="dxa"/>
-            <w:bottom w:w="0" w:type="dxa"/>
-          </w:tblCellMar>
-        </w:tblPrEx>
         <w:trPr>
           <w:cantSplit/>
         </w:trPr>
@@ -23585,12 +22459,6 @@
         </w:tc>
       </w:tr>
       <w:tr>
-        <w:tblPrEx>
-          <w:tblCellMar>
-            <w:top w:w="0" w:type="dxa"/>
-            <w:bottom w:w="0" w:type="dxa"/>
-          </w:tblCellMar>
-        </w:tblPrEx>
         <w:trPr>
           <w:cantSplit/>
         </w:trPr>
@@ -23680,12 +22548,6 @@
         </w:tc>
       </w:tr>
       <w:tr>
-        <w:tblPrEx>
-          <w:tblCellMar>
-            <w:top w:w="0" w:type="dxa"/>
-            <w:bottom w:w="0" w:type="dxa"/>
-          </w:tblCellMar>
-        </w:tblPrEx>
         <w:trPr>
           <w:cantSplit/>
         </w:trPr>

--- a/SAP PP Master Data Management & BOM Analysis/docs/Master_Data_BOM_Analysis_Report.docx
+++ b/SAP PP Master Data Management & BOM Analysis/docs/Master_Data_BOM_Analysis_Report.docx
@@ -29,7 +29,7 @@
           <w:sz w:val="48"/>
           <w:szCs w:val="48"/>
         </w:rPr>
-        <w:t>Week 2: SAP PP Master Data Management &amp; BOM Analysis</w:t>
+        <w:t>2: SAP PP Master Data Management &amp; BOM Analysis</w:t>
       </w:r>
     </w:p>
     <w:p>
@@ -47,7 +47,27 @@
           <w:sz w:val="24"/>
           <w:szCs w:val="24"/>
         </w:rPr>
-        <w:t>Case study: Vertex Mobility Pvt. Ltd. (hypothetical electric two-wheeler manufacturer)</w:t>
+        <w:t xml:space="preserve">Case study: Vertex Mobility </w:t>
+      </w:r>
+      <w:proofErr w:type="spellStart"/>
+      <w:r>
+        <w:rPr>
+          <w:i/>
+          <w:iCs/>
+          <w:sz w:val="24"/>
+          <w:szCs w:val="24"/>
+        </w:rPr>
+        <w:t>Pvt.</w:t>
+      </w:r>
+      <w:proofErr w:type="spellEnd"/>
+      <w:r>
+        <w:rPr>
+          <w:i/>
+          <w:iCs/>
+          <w:sz w:val="24"/>
+          <w:szCs w:val="24"/>
+        </w:rPr>
+        <w:t xml:space="preserve"> Ltd. (hypothetical electric two-wheeler manufacturer)</w:t>
       </w:r>
     </w:p>
     <w:p>
@@ -68,7 +88,7 @@
         <w:jc w:val="center"/>
       </w:pPr>
       <w:r>
-        <w:t>Role: SAP PP Production Planning Analyst Intern</w:t>
+        <w:t>Role: SAP PP Production Planning Analyst</w:t>
       </w:r>
     </w:p>
     <w:p>
@@ -1469,7 +1489,15 @@
         <w:spacing w:after="120" w:line="276" w:lineRule="auto"/>
       </w:pPr>
       <w:r>
-        <w:t>SAP concepts, table names and transaction codes come from public SAP Help Portal documentation, SAP Learning material and standard textbooks (see References). Vertex Mobility, its materials and every figure in the scenario are hypothetical and were created for this assignment. Calculations are reproducible with the scripts in the repository (src/master_data_audit.py and src/make_diagrams.py). Cost figures use stated assumptions and should be read as illustrative estimates, not measurements.</w:t>
+        <w:t xml:space="preserve">SAP concepts, table names and transaction codes come from public SAP Help Portal documentation, SAP Learning material and standard textbooks (see References). Vertex Mobility, its materials and every figure in the scenario are hypothetical and were created for this assignment. Calculations are reproducible with the scripts in the repository (src/master_data_audit.py and </w:t>
+      </w:r>
+      <w:proofErr w:type="spellStart"/>
+      <w:r>
+        <w:t>src</w:t>
+      </w:r>
+      <w:proofErr w:type="spellEnd"/>
+      <w:r>
+        <w:t>/make_diagrams.py). Cost figures use stated assumptions and should be read as illustrative estimates, not measurements.</w:t>
       </w:r>
     </w:p>
     <w:p>
@@ -1497,7 +1525,15 @@
         <w:spacing w:after="120" w:line="276" w:lineRule="auto"/>
       </w:pPr>
       <w:r>
-        <w:t>SAP separates data into two kinds. Master data describes the stable objects of the business, such as materials, BOMs, work centres, routings and vendors, and changes only occasionally. Transactional data records events, such as a planned order, a production order, a goods issue or a confirmation. Every transaction reads master data to decide how to behave. A production order, for example, copies its components from the BOM and its operations and times from the routing at the moment it is created. If the master record is wrong, every transaction built from it inherits the error, and the mistake repeats in each order until someone notices.</w:t>
+        <w:t xml:space="preserve">SAP separates data into two kinds. Master data describes the stable objects of the business, such as materials, BOMs, work centres, routings and vendors, and changes only occasionally. Transactional data records events, such as a planned order, a production order, a goods issue or a confirmation. Every transaction </w:t>
+      </w:r>
+      <w:proofErr w:type="gramStart"/>
+      <w:r>
+        <w:t>reads</w:t>
+      </w:r>
+      <w:proofErr w:type="gramEnd"/>
+      <w:r>
+        <w:t xml:space="preserve"> master data to decide how to behave. A production order, for example, copies its components from the BOM and its operations and times from the routing at the moment it is created. If the master record is wrong, every transaction built from it inherits the error, and the mistake repeats in each order until someone notices.</w:t>
       </w:r>
     </w:p>
     <w:tbl>
@@ -3119,7 +3155,15 @@
         <w:spacing w:after="120" w:line="276" w:lineRule="auto"/>
       </w:pPr>
       <w:r>
-        <w:t>Figure 3 follows data through the planning chain. Information moves from master data into MRP, planned orders, production orders and confirmations. Actual results flow back through a feedback loop that lets a data steward correct master values. Without that loop, estimated values stay in the system for years.</w:t>
+        <w:t xml:space="preserve">Figure 3 follows data through the planning chain. Information moves from master data into MRP, planned orders, production orders and confirmations. Actual results flow back through a feedback loop that lets a data steward correct master </w:t>
+      </w:r>
+      <w:proofErr w:type="gramStart"/>
+      <w:r>
+        <w:t>values</w:t>
+      </w:r>
+      <w:proofErr w:type="gramEnd"/>
+      <w:r>
+        <w:t>. Without that loop, estimated values stay in the system for years.</w:t>
       </w:r>
     </w:p>
     <w:p>
@@ -4075,7 +4119,15 @@
         <w:spacing w:after="120" w:line="276" w:lineRule="auto"/>
       </w:pPr>
       <w:r>
-        <w:t>A BOM (CS01 create, CS02 change, CS03 display) is a structured list of the components needed to produce a material, with quantities and units. It has a header (technical table STKO) and items (STPO), and the link between a material and its BOM is stored in MAST. Each BOM is valid for a plant, has a BOM usage (for example 1 for production, 2 for engineering/design, 3 universal, 5 sales and distribution), a status, and one or more alternatives.</w:t>
+        <w:t xml:space="preserve">A BOM (CS01 create, CS02 change, CS03 display) is a structured list of the components needed to produce a material, with quantities and units. It has a header (technical table STKO) and items (STPO), and the link between a material and its BOM is stored in MAST. Each BOM is valid for a plant, has a BOM usage (for example 1 for production, 2 for engineering/design, 3 </w:t>
+      </w:r>
+      <w:proofErr w:type="gramStart"/>
+      <w:r>
+        <w:t>universal</w:t>
+      </w:r>
+      <w:proofErr w:type="gramEnd"/>
+      <w:r>
+        <w:t>, 5 sales and distribution), a status, and one or more alternatives.</w:t>
       </w:r>
     </w:p>
     <w:tbl>
@@ -5766,7 +5818,15 @@
         <w:spacing w:after="120" w:line="276" w:lineRule="auto"/>
       </w:pPr>
       <w:r>
-        <w:t>The VX-Lite scooter has a three-level BOM. The finished product is assembled from four sub-assemblies (frame, powertrain, battery pack, two wheel assemblies) and three purchased items (dashboard kit, fastener kit, packaging). The wiring harness is a sub-assembly of the powertrain, which gives the BOM its third level.</w:t>
+        <w:t xml:space="preserve">The VX-Lite scooter has a three-level BOM. The finished product is assembled from four sub-assemblies (frame, powertrain, battery pack, </w:t>
+      </w:r>
+      <w:proofErr w:type="gramStart"/>
+      <w:r>
+        <w:t>two wheel</w:t>
+      </w:r>
+      <w:proofErr w:type="gramEnd"/>
+      <w:r>
+        <w:t xml:space="preserve"> assemblies) and three purchased items (dashboard kit, fastener kit, packaging). The wiring harness is a sub-assembly of the powertrain, which gives the BOM its third level.</w:t>
       </w:r>
     </w:p>
     <w:p>
@@ -12727,7 +12787,15 @@
         <w:spacing w:after="120" w:line="276" w:lineRule="auto"/>
       </w:pPr>
       <w:r>
-        <w:t>A rule-based audit (src/master_data_audit.py) scans the as-is material master, BOM and routing files. It runs 152 checks, finds all 8 injected errors and reports a data-quality score of 94.7%. After correction, the same rules find no issues in the to-be dataset (142 checks, score 100%). The rules are listed in Appendix A.</w:t>
+        <w:t>A rule-based audit (</w:t>
+      </w:r>
+      <w:proofErr w:type="spellStart"/>
+      <w:r>
+        <w:t>src</w:t>
+      </w:r>
+      <w:proofErr w:type="spellEnd"/>
+      <w:r>
+        <w:t>/master_data_audit.py) scans the as-is material master, BOM and routing files. It runs 152 checks, finds all 8 injected errors and reports a data-quality score of 94.7%. After correction, the same rules find no issues in the to-be dataset (142 checks, score 100%). The rules are listed in Appendix A.</w:t>
       </w:r>
     </w:p>
     <w:tbl>
@@ -17037,7 +17105,15 @@
         <w:t xml:space="preserve">Naming: </w:t>
       </w:r>
       <w:r>
-        <w:t>Material numbers follow a defined scheme (VXL-nnnn), descriptions follow a template (noun first, then attributes, with fixed abbreviations).</w:t>
+        <w:t>Material numbers follow a defined scheme (VXL-</w:t>
+      </w:r>
+      <w:proofErr w:type="spellStart"/>
+      <w:r>
+        <w:t>nnnn</w:t>
+      </w:r>
+      <w:proofErr w:type="spellEnd"/>
+      <w:r>
+        <w:t>), descriptions follow a template (noun first, then attributes, with fixed abbreviations).</w:t>
       </w:r>
     </w:p>
     <w:p>
@@ -20099,7 +20175,15 @@
         <w:t xml:space="preserve">Duplicate prevention. </w:t>
       </w:r>
       <w:r>
-        <w:t>Standardised descriptions plus fuzzy matching find near-duplicate materials like VXL-6100 and VXL-6110 before they are created.</w:t>
+        <w:t xml:space="preserve">Standardised descriptions plus fuzzy matching </w:t>
+      </w:r>
+      <w:proofErr w:type="gramStart"/>
+      <w:r>
+        <w:t>find</w:t>
+      </w:r>
+      <w:proofErr w:type="gramEnd"/>
+      <w:r>
+        <w:t xml:space="preserve"> near-duplicate materials like VXL-6100 and VXL-6110 before they are created.</w:t>
       </w:r>
     </w:p>
     <w:p>
@@ -21728,7 +21812,15 @@
         <w:spacing w:after="60"/>
       </w:pPr>
       <w:r>
-        <w:t>SAP Help Portal: Bill of Material, Material Master, Work Center, Routing and Production Version documentation, help.sap.com.</w:t>
+        <w:t xml:space="preserve">SAP Help Portal: Bill of Material, Material Master, Work </w:t>
+      </w:r>
+      <w:proofErr w:type="spellStart"/>
+      <w:r>
+        <w:t>Center</w:t>
+      </w:r>
+      <w:proofErr w:type="spellEnd"/>
+      <w:r>
+        <w:t>, Routing and Production Version documentation, help.sap.com.</w:t>
       </w:r>
     </w:p>
     <w:p>
@@ -21794,7 +21886,15 @@
       </w:pPr>
       <w:r>
         <w:lastRenderedPageBreak/>
-        <w:t>Project repository: src/master_data_audit.py, src/make_diagrams.py and data/*.csv (synthetic data).</w:t>
+        <w:t xml:space="preserve">Project repository: </w:t>
+      </w:r>
+      <w:proofErr w:type="spellStart"/>
+      <w:r>
+        <w:t>src</w:t>
+      </w:r>
+      <w:proofErr w:type="spellEnd"/>
+      <w:r>
+        <w:t>/master_data_audit.py, src/make_diagrams.py and data/*.csv (synthetic data).</w:t>
       </w:r>
     </w:p>
     <w:p>
@@ -22661,7 +22761,29 @@
           <w:sz w:val="18"/>
           <w:szCs w:val="18"/>
         </w:rPr>
-        <w:t>Table 20: Rules implemented in src/master_data_audit.py.</w:t>
+        <w:t xml:space="preserve">Table 20: Rules implemented in </w:t>
+      </w:r>
+      <w:proofErr w:type="spellStart"/>
+      <w:r>
+        <w:rPr>
+          <w:i/>
+          <w:iCs/>
+          <w:color w:val="595959"/>
+          <w:sz w:val="18"/>
+          <w:szCs w:val="18"/>
+        </w:rPr>
+        <w:t>src</w:t>
+      </w:r>
+      <w:proofErr w:type="spellEnd"/>
+      <w:r>
+        <w:rPr>
+          <w:i/>
+          <w:iCs/>
+          <w:color w:val="595959"/>
+          <w:sz w:val="18"/>
+          <w:szCs w:val="18"/>
+        </w:rPr>
+        <w:t>/master_data_audit.py.</w:t>
       </w:r>
     </w:p>
     <w:p>
